--- a/druki/kacik-dyrektora/word/Kacik_Dyrektora_Bezpieczenstwo_PCTP.docx
+++ b/druki/kacik-dyrektora/word/Kacik_Dyrektora_Bezpieczenstwo_PCTP.docx
@@ -675,7 +675,7 @@
                 <w:sz w:val="12"/>
                 <w:szCs w:val="12"/>
               </w:rPr>
-              <w:t xml:space="preserve"> (t.j. Dz.U. z 2020 r. poz. 1604, z późn. zm.) — dyrektor </w:t>
+              <w:t xml:space="preserve"> (t.j. Dz.U. z 2020 r. poz. 1604, z późn. zm.) — </w:t>
             </w:r>
             <w:r>
               <w:rPr>
@@ -689,7 +689,7 @@
                 <w:sz w:val="12"/>
                 <w:szCs w:val="12"/>
               </w:rPr>
-              <w:t xml:space="preserve">co najmniej raz w roku</w:t>
+              <w:t xml:space="preserve">§ 3 ust. 1 i 2</w:t>
             </w:r>
             <w:r>
               <w:rPr>
@@ -703,7 +703,7 @@
                 <w:sz w:val="12"/>
                 <w:szCs w:val="12"/>
               </w:rPr>
-              <w:t xml:space="preserve"> dokonuje </w:t>
+              <w:t xml:space="preserve">: dyrektor </w:t>
             </w:r>
             <w:r>
               <w:rPr>
@@ -717,7 +717,7 @@
                 <w:sz w:val="12"/>
                 <w:szCs w:val="12"/>
               </w:rPr>
-              <w:t xml:space="preserve">kontroli zapewniania bezpiecznych i higienicznych warunków</w:t>
+              <w:t xml:space="preserve">co najmniej raz w roku</w:t>
             </w:r>
             <w:r>
               <w:rPr>
@@ -731,7 +731,7 @@
                 <w:sz w:val="12"/>
                 <w:szCs w:val="12"/>
               </w:rPr>
-              <w:t xml:space="preserve"> korzystania z obiektów należących do placówki, w tym bezpiecznych i higienicznych warunków nauki, i </w:t>
+              <w:t xml:space="preserve"> dokonuje </w:t>
             </w:r>
             <w:r>
               <w:rPr>
@@ -745,7 +745,7 @@
                 <w:sz w:val="12"/>
                 <w:szCs w:val="12"/>
               </w:rPr>
-              <w:t xml:space="preserve">określa kierunki ich poprawy</w:t>
+              <w:t xml:space="preserve">kontroli zapewniania bezpiecznych i higienicznych warunków</w:t>
             </w:r>
             <w:r>
               <w:rPr>
@@ -759,7 +759,7 @@
                 <w:sz w:val="12"/>
                 <w:szCs w:val="12"/>
               </w:rPr>
-              <w:t xml:space="preserve">; z kontroli sporządza się </w:t>
+              <w:t xml:space="preserve"> korzystania z obiektów należących do szkoły lub placówki, w tym </w:t>
             </w:r>
             <w:r>
               <w:rPr>
@@ -773,7 +773,7 @@
                 <w:sz w:val="12"/>
                 <w:szCs w:val="12"/>
               </w:rPr>
-              <w:t xml:space="preserve">protokół</w:t>
+              <w:t xml:space="preserve">bezpiecznych i higienicznych warunków nauki</w:t>
             </w:r>
             <w:r>
               <w:rPr>
@@ -787,7 +787,7 @@
                 <w:sz w:val="12"/>
                 <w:szCs w:val="12"/>
               </w:rPr>
-              <w:t xml:space="preserve">, którego kopię przekazuje się </w:t>
+              <w:t xml:space="preserve">, oraz </w:t>
             </w:r>
             <w:r>
               <w:rPr>
@@ -801,7 +801,7 @@
                 <w:sz w:val="12"/>
                 <w:szCs w:val="12"/>
               </w:rPr>
-              <w:t xml:space="preserve">organowi prowadzącemu</w:t>
+              <w:t xml:space="preserve">określa kierunki ich poprawy</w:t>
             </w:r>
             <w:r>
               <w:rPr>
@@ -815,7 +815,7 @@
                 <w:sz w:val="12"/>
                 <w:szCs w:val="12"/>
               </w:rPr>
-              <w:t xml:space="preserve">. Dyrektor prowadzi </w:t>
+              <w:t xml:space="preserve">. Z ustaleń kontroli sporządza się </w:t>
             </w:r>
             <w:r>
               <w:rPr>
@@ -829,7 +829,7 @@
                 <w:sz w:val="12"/>
                 <w:szCs w:val="12"/>
               </w:rPr>
-              <w:t xml:space="preserve">rejestr wypadków</w:t>
+              <w:t xml:space="preserve">protokół</w:t>
             </w:r>
             <w:r>
               <w:rPr>
@@ -843,7 +843,7 @@
                 <w:sz w:val="12"/>
                 <w:szCs w:val="12"/>
               </w:rPr>
-              <w:t xml:space="preserve">, zabezpiecza miejsce wypadku do czasu rozpoczęcia pracy przez </w:t>
+              <w:t xml:space="preserve">, którego </w:t>
             </w:r>
             <w:r>
               <w:rPr>
@@ -857,7 +857,7 @@
                 <w:sz w:val="12"/>
                 <w:szCs w:val="12"/>
               </w:rPr>
-              <w:t xml:space="preserve">zespół powypadkowy</w:t>
+              <w:t xml:space="preserve">kopię dyrektor przekazuje organowi prowadzącemu</w:t>
             </w:r>
             <w:r>
               <w:rPr>
@@ -871,7 +871,7 @@
                 <w:sz w:val="12"/>
                 <w:szCs w:val="12"/>
               </w:rPr>
-              <w:t xml:space="preserve">, a o wypadku zawiadamia niezwłocznie </w:t>
+              <w:t xml:space="preserve">. Ustawa z dnia 14 grudnia 2016 r. — Prawo oświatowe (t.j. Dz.U. z 2024 r. poz. 737, z późn. zm.) — </w:t>
             </w:r>
             <w:r>
               <w:rPr>
@@ -885,7 +885,7 @@
                 <w:sz w:val="12"/>
                 <w:szCs w:val="12"/>
               </w:rPr>
-              <w:t xml:space="preserve">rodziców</w:t>
+              <w:t xml:space="preserve">art. 68 ust. 1 pkt 6</w:t>
             </w:r>
             <w:r>
               <w:rPr>
@@ -899,35 +899,7 @@
                 <w:sz w:val="12"/>
                 <w:szCs w:val="12"/>
               </w:rPr>
-              <w:t xml:space="preserve">, organ prowadzący i inne uprawnione podmioty; zespół powypadkowy sporządza </w:t>
-            </w:r>
-            <w:r>
-              <w:rPr>
-                <w:rFonts w:ascii="Arial" w:cs="Arial" w:eastAsia="Arial" w:hAnsi="Arial"/>
-                <w:b/>
-                <w:bCs/>
-                <w:i w:val="false"/>
-                <w:iCs w:val="false"/>
-                <w:caps w:val="false"/>
-                <w:color w:val="221A3D"/>
-                <w:sz w:val="12"/>
-                <w:szCs w:val="12"/>
-              </w:rPr>
-              <w:t xml:space="preserve">protokół powypadkowy</w:t>
-            </w:r>
-            <w:r>
-              <w:rPr>
-                <w:rFonts w:ascii="Arial" w:cs="Arial" w:eastAsia="Arial" w:hAnsi="Arial"/>
-                <w:b w:val="false"/>
-                <w:bCs w:val="false"/>
-                <w:i w:val="false"/>
-                <w:iCs w:val="false"/>
-                <w:caps w:val="false"/>
-                <w:color w:val="221A3D"/>
-                <w:sz w:val="12"/>
-                <w:szCs w:val="12"/>
-              </w:rPr>
-              <w:t xml:space="preserve"> według wzoru stanowiącego załącznik do rozporządzenia. Ustawa — Prawo oświatowe (t.j. Dz.U. z 2024 r. poz. 737, z późn. zm.) — art. 68 ust. 1 pkt 6. Dane osobowe zgodnie z RODO (UE) 2016/679. </w:t>
+              <w:t xml:space="preserve">. Dane osobowe zgodnie z RODO (UE) 2016/679. </w:t>
             </w:r>
           </w:p>
         </w:tc>
@@ -6020,7 +5992,7 @@
                 <w:sz w:val="13"/>
                 <w:szCs w:val="13"/>
               </w:rPr>
-              <w:t xml:space="preserve"> według wzoru z załącznika do rozporządzenia.</w:t>
+              <w:t xml:space="preserve"> według urzędowego wzoru.</w:t>
             </w:r>
           </w:p>
         </w:tc>
@@ -6281,7 +6253,7 @@
                 <w:sz w:val="12"/>
                 <w:szCs w:val="12"/>
               </w:rPr>
-              <w:t xml:space="preserve">rozporządzenie MENiS z dnia 31 grudnia 2002 r. o bezpieczeństwie i higienie w publicznych i niepublicznych szkołach i placówkach</w:t>
+              <w:t xml:space="preserve">rozporządzenie MENiS z dnia 31 grudnia 2002 r. w sprawie bezpieczeństwa i higieny w publicznych i niepublicznych szkołach i placówkach</w:t>
             </w:r>
             <w:r>
               <w:rPr>
@@ -6295,7 +6267,7 @@
                 <w:sz w:val="12"/>
                 <w:szCs w:val="12"/>
               </w:rPr>
-              <w:t xml:space="preserve"> (t.j. Dz.U. z 2020 r. poz. 1604, z późn. zm.) — dyrektor </w:t>
+              <w:t xml:space="preserve"> (t.j. Dz.U. z 2020 r. poz. 1604, z późn. zm.) — </w:t>
             </w:r>
             <w:r>
               <w:rPr>
@@ -6309,7 +6281,7 @@
                 <w:sz w:val="12"/>
                 <w:szCs w:val="12"/>
               </w:rPr>
-              <w:t xml:space="preserve">zabezpiecza miejsce wypadku</w:t>
+              <w:t xml:space="preserve">§ 40–§ 44</w:t>
             </w:r>
             <w:r>
               <w:rPr>
@@ -6323,7 +6295,7 @@
                 <w:sz w:val="12"/>
                 <w:szCs w:val="12"/>
               </w:rPr>
-              <w:t xml:space="preserve"> do czasu rozpoczęcia pracy przez zespół powypadkowy, </w:t>
+              <w:t xml:space="preserve">: dyrektor </w:t>
             </w:r>
             <w:r>
               <w:rPr>
@@ -6337,7 +6309,7 @@
                 <w:sz w:val="12"/>
                 <w:szCs w:val="12"/>
               </w:rPr>
-              <w:t xml:space="preserve">niezwłocznie zawiadamia</w:t>
+              <w:t xml:space="preserve">zabezpiecza miejsce wypadku</w:t>
             </w:r>
             <w:r>
               <w:rPr>
@@ -6351,7 +6323,7 @@
                 <w:sz w:val="12"/>
                 <w:szCs w:val="12"/>
               </w:rPr>
-              <w:t xml:space="preserve"> rodziców, organ prowadzący, pracownika służby BHP i społecznego inspektora pracy, a przy wypadku ciężkim lub śmiertelnym także </w:t>
+              <w:t xml:space="preserve">, </w:t>
             </w:r>
             <w:r>
               <w:rPr>
@@ -6365,7 +6337,7 @@
                 <w:sz w:val="12"/>
                 <w:szCs w:val="12"/>
               </w:rPr>
-              <w:t xml:space="preserve">prokuratora i policję</w:t>
+              <w:t xml:space="preserve">niezwłocznie zawiadamia</w:t>
             </w:r>
             <w:r>
               <w:rPr>
@@ -6379,7 +6351,7 @@
                 <w:sz w:val="12"/>
                 <w:szCs w:val="12"/>
               </w:rPr>
-              <w:t xml:space="preserve">; </w:t>
+              <w:t xml:space="preserve"> rodziców (prawnych opiekunów), pracownika służby BHP, społecznego inspektora pracy, </w:t>
             </w:r>
             <w:r>
               <w:rPr>
@@ -6393,7 +6365,7 @@
                 <w:sz w:val="12"/>
                 <w:szCs w:val="12"/>
               </w:rPr>
-              <w:t xml:space="preserve">zespół powypadkowy</w:t>
+              <w:t xml:space="preserve">organ prowadzący</w:t>
             </w:r>
             <w:r>
               <w:rPr>
@@ -6407,7 +6379,175 @@
                 <w:sz w:val="12"/>
                 <w:szCs w:val="12"/>
               </w:rPr>
-              <w:t xml:space="preserve"> sporządza protokół według wzoru z załącznika do rozporządzenia; dyrektor prowadzi </w:t>
+              <w:t xml:space="preserve"> oraz </w:t>
+            </w:r>
+            <w:r>
+              <w:rPr>
+                <w:rFonts w:ascii="Arial" w:cs="Arial" w:eastAsia="Arial" w:hAnsi="Arial"/>
+                <w:b/>
+                <w:bCs/>
+                <w:i w:val="false"/>
+                <w:iCs w:val="false"/>
+                <w:caps w:val="false"/>
+                <w:color w:val="221A3D"/>
+                <w:sz w:val="12"/>
+                <w:szCs w:val="12"/>
+              </w:rPr>
+              <w:t xml:space="preserve">radę rodziców</w:t>
+            </w:r>
+            <w:r>
+              <w:rPr>
+                <w:rFonts w:ascii="Arial" w:cs="Arial" w:eastAsia="Arial" w:hAnsi="Arial"/>
+                <w:b w:val="false"/>
+                <w:bCs w:val="false"/>
+                <w:i w:val="false"/>
+                <w:iCs w:val="false"/>
+                <w:caps w:val="false"/>
+                <w:color w:val="221A3D"/>
+                <w:sz w:val="12"/>
+                <w:szCs w:val="12"/>
+              </w:rPr>
+              <w:t xml:space="preserve">; o wypadku </w:t>
+            </w:r>
+            <w:r>
+              <w:rPr>
+                <w:rFonts w:ascii="Arial" w:cs="Arial" w:eastAsia="Arial" w:hAnsi="Arial"/>
+                <w:b/>
+                <w:bCs/>
+                <w:i w:val="false"/>
+                <w:iCs w:val="false"/>
+                <w:caps w:val="false"/>
+                <w:color w:val="221A3D"/>
+                <w:sz w:val="12"/>
+                <w:szCs w:val="12"/>
+              </w:rPr>
+              <w:t xml:space="preserve">śmiertelnym, ciężkim i zbiorowym</w:t>
+            </w:r>
+            <w:r>
+              <w:rPr>
+                <w:rFonts w:ascii="Arial" w:cs="Arial" w:eastAsia="Arial" w:hAnsi="Arial"/>
+                <w:b w:val="false"/>
+                <w:bCs w:val="false"/>
+                <w:i w:val="false"/>
+                <w:iCs w:val="false"/>
+                <w:caps w:val="false"/>
+                <w:color w:val="221A3D"/>
+                <w:sz w:val="12"/>
+                <w:szCs w:val="12"/>
+              </w:rPr>
+              <w:t xml:space="preserve"> zawiadamia </w:t>
+            </w:r>
+            <w:r>
+              <w:rPr>
+                <w:rFonts w:ascii="Arial" w:cs="Arial" w:eastAsia="Arial" w:hAnsi="Arial"/>
+                <w:b/>
+                <w:bCs/>
+                <w:i w:val="false"/>
+                <w:iCs w:val="false"/>
+                <w:caps w:val="false"/>
+                <w:color w:val="221A3D"/>
+                <w:sz w:val="12"/>
+                <w:szCs w:val="12"/>
+              </w:rPr>
+              <w:t xml:space="preserve">prokuratora i kuratora oświaty</w:t>
+            </w:r>
+            <w:r>
+              <w:rPr>
+                <w:rFonts w:ascii="Arial" w:cs="Arial" w:eastAsia="Arial" w:hAnsi="Arial"/>
+                <w:b w:val="false"/>
+                <w:bCs w:val="false"/>
+                <w:i w:val="false"/>
+                <w:iCs w:val="false"/>
+                <w:caps w:val="false"/>
+                <w:color w:val="221A3D"/>
+                <w:sz w:val="12"/>
+                <w:szCs w:val="12"/>
+              </w:rPr>
+              <w:t xml:space="preserve">, a o wypadku w wyniku </w:t>
+            </w:r>
+            <w:r>
+              <w:rPr>
+                <w:rFonts w:ascii="Arial" w:cs="Arial" w:eastAsia="Arial" w:hAnsi="Arial"/>
+                <w:b/>
+                <w:bCs/>
+                <w:i w:val="false"/>
+                <w:iCs w:val="false"/>
+                <w:caps w:val="false"/>
+                <w:color w:val="221A3D"/>
+                <w:sz w:val="12"/>
+                <w:szCs w:val="12"/>
+              </w:rPr>
+              <w:t xml:space="preserve">zatrucia</w:t>
+            </w:r>
+            <w:r>
+              <w:rPr>
+                <w:rFonts w:ascii="Arial" w:cs="Arial" w:eastAsia="Arial" w:hAnsi="Arial"/>
+                <w:b w:val="false"/>
+                <w:bCs w:val="false"/>
+                <w:i w:val="false"/>
+                <w:iCs w:val="false"/>
+                <w:caps w:val="false"/>
+                <w:color w:val="221A3D"/>
+                <w:sz w:val="12"/>
+                <w:szCs w:val="12"/>
+              </w:rPr>
+              <w:t xml:space="preserve"> — </w:t>
+            </w:r>
+            <w:r>
+              <w:rPr>
+                <w:rFonts w:ascii="Arial" w:cs="Arial" w:eastAsia="Arial" w:hAnsi="Arial"/>
+                <w:b/>
+                <w:bCs/>
+                <w:i w:val="false"/>
+                <w:iCs w:val="false"/>
+                <w:caps w:val="false"/>
+                <w:color w:val="221A3D"/>
+                <w:sz w:val="12"/>
+                <w:szCs w:val="12"/>
+              </w:rPr>
+              <w:t xml:space="preserve">państwowego powiatowego inspektora sanitarnego</w:t>
+            </w:r>
+            <w:r>
+              <w:rPr>
+                <w:rFonts w:ascii="Arial" w:cs="Arial" w:eastAsia="Arial" w:hAnsi="Arial"/>
+                <w:b w:val="false"/>
+                <w:bCs w:val="false"/>
+                <w:i w:val="false"/>
+                <w:iCs w:val="false"/>
+                <w:caps w:val="false"/>
+                <w:color w:val="221A3D"/>
+                <w:sz w:val="12"/>
+                <w:szCs w:val="12"/>
+              </w:rPr>
+              <w:t xml:space="preserve">. </w:t>
+            </w:r>
+            <w:r>
+              <w:rPr>
+                <w:rFonts w:ascii="Arial" w:cs="Arial" w:eastAsia="Arial" w:hAnsi="Arial"/>
+                <w:b/>
+                <w:bCs/>
+                <w:i w:val="false"/>
+                <w:iCs w:val="false"/>
+                <w:caps w:val="false"/>
+                <w:color w:val="221A3D"/>
+                <w:sz w:val="12"/>
+                <w:szCs w:val="12"/>
+              </w:rPr>
+              <w:t xml:space="preserve">Zespół powypadkowy</w:t>
+            </w:r>
+            <w:r>
+              <w:rPr>
+                <w:rFonts w:ascii="Arial" w:cs="Arial" w:eastAsia="Arial" w:hAnsi="Arial"/>
+                <w:b w:val="false"/>
+                <w:bCs w:val="false"/>
+                <w:i w:val="false"/>
+                <w:iCs w:val="false"/>
+                <w:caps w:val="false"/>
+                <w:color w:val="221A3D"/>
+                <w:sz w:val="12"/>
+                <w:szCs w:val="12"/>
+              </w:rPr>
+              <w:t xml:space="preserve"> sporządza protokół według urzędowego wzoru z załącznika do rozporządzenia; dyrektor prowadzi </w:t>
             </w:r>
             <w:r>
               <w:rPr>
@@ -6917,28 +7057,6 @@
                 <w:szCs w:val="13"/>
               </w:rPr>
               <w:t xml:space="preserve">PRZEBIEG ZDARZENIA — WYŁĄCZNIE FAKTY, W KOLEJNOŚCI, BEZ OCEN I DOMYSŁÓW</w:t>
-            </w:r>
-          </w:p>
-          <w:p>
-            <w:pPr>
-              <w:pBdr>
-                <w:bottom w:val="dotted" w:color="B3A1D8" w:sz="6"/>
-              </w:pBdr>
-              <w:spacing w:after="20" w:before="20" w:line="240"/>
-            </w:pPr>
-            <w:r>
-              <w:rPr>
-                <w:rFonts w:ascii="Arial" w:cs="Arial" w:eastAsia="Arial" w:hAnsi="Arial"/>
-                <w:b w:val="false"/>
-                <w:bCs w:val="false"/>
-                <w:i w:val="false"/>
-                <w:iCs w:val="false"/>
-                <w:caps w:val="false"/>
-                <w:color w:val="221A3D"/>
-                <w:sz w:val="15"/>
-                <w:szCs w:val="15"/>
-              </w:rPr>
-              <w:t xml:space="preserve"> </w:t>
             </w:r>
           </w:p>
           <w:p>
@@ -7409,7 +7527,7 @@
                 <w:sz w:val="14"/>
                 <w:szCs w:val="14"/>
               </w:rPr>
-              <w:t xml:space="preserve">✓ wezwano pogotowie — godzina:</w:t>
+              <w:t xml:space="preserve">✓ wezwano pogotowie ratunkowe — godzina:</w:t>
             </w:r>
           </w:p>
         </w:tc>
@@ -7505,7 +7623,7 @@
                 <w:sz w:val="14"/>
                 <w:szCs w:val="14"/>
               </w:rPr>
-              <w:t xml:space="preserve">✓ dziecko odebrane przez rodzica</w:t>
+              <w:t xml:space="preserve">✓ dziecko odebrane przez rodzica / opiekuna prawnego</w:t>
             </w:r>
           </w:p>
         </w:tc>
@@ -8369,7 +8487,7 @@
                 <w:sz w:val="20"/>
                 <w:szCs w:val="20"/>
               </w:rPr>
-              <w:t xml:space="preserve"> POWIADOMIENIA</w:t>
+              <w:t xml:space="preserve"> POWIADOMIENIA — OBOWIĄZKOWE I WARUNKOWE</w:t>
             </w:r>
           </w:p>
         </w:tc>
@@ -8408,10 +8526,10 @@
         </w:tblBorders>
       </w:tblPr>
       <w:tblGrid>
-        <w:gridCol w:w="3614"/>
-        <w:gridCol w:w="1678"/>
-        <w:gridCol w:w="1936"/>
-        <w:gridCol w:w="2410"/>
+        <w:gridCol w:w="4216"/>
+        <w:gridCol w:w="1445"/>
+        <w:gridCol w:w="1566"/>
+        <w:gridCol w:w="2411"/>
       </w:tblGrid>
       <w:tr>
         <w:trPr>
@@ -8419,7 +8537,7 @@
         </w:trPr>
         <w:tc>
           <w:tcPr>
-            <w:tcW w:type="dxa" w:w="3614"/>
+            <w:tcW w:type="dxa" w:w="4216"/>
             <w:shd w:fill="2D1B69" w:val="clear"/>
             <w:tcMar>
               <w:top w:type="dxa" w:w="80"/>
@@ -8453,7 +8571,7 @@
         </w:tc>
         <w:tc>
           <w:tcPr>
-            <w:tcW w:type="dxa" w:w="1678"/>
+            <w:tcW w:type="dxa" w:w="1445"/>
             <w:shd w:fill="2D1B69" w:val="clear"/>
             <w:tcMar>
               <w:top w:type="dxa" w:w="80"/>
@@ -8487,7 +8605,7 @@
         </w:tc>
         <w:tc>
           <w:tcPr>
-            <w:tcW w:type="dxa" w:w="1936"/>
+            <w:tcW w:type="dxa" w:w="1566"/>
             <w:shd w:fill="2D1B69" w:val="clear"/>
             <w:tcMar>
               <w:top w:type="dxa" w:w="80"/>
@@ -8521,7 +8639,7 @@
         </w:tc>
         <w:tc>
           <w:tcPr>
-            <w:tcW w:type="dxa" w:w="2410"/>
+            <w:tcW w:type="dxa" w:w="2411"/>
             <w:shd w:fill="2D1B69" w:val="clear"/>
             <w:tcMar>
               <w:top w:type="dxa" w:w="80"/>
@@ -8557,7 +8675,7 @@
       <w:tr>
         <w:tc>
           <w:tcPr>
-            <w:tcW w:type="dxa" w:w="3614"/>
+            <w:tcW w:type="dxa" w:w="4216"/>
             <w:tcMar>
               <w:top w:type="dxa" w:w="70"/>
               <w:left w:type="dxa" w:w="90"/>
@@ -8583,13 +8701,13 @@
                 <w:sz w:val="14"/>
                 <w:szCs w:val="14"/>
               </w:rPr>
-              <w:t xml:space="preserve">Rodzice dziecka</w:t>
-            </w:r>
-          </w:p>
-        </w:tc>
-        <w:tc>
-          <w:tcPr>
-            <w:tcW w:type="dxa" w:w="1678"/>
+              <w:t xml:space="preserve">Rodzice / prawni opiekunowie (niezwłocznie)</w:t>
+            </w:r>
+          </w:p>
+        </w:tc>
+        <w:tc>
+          <w:tcPr>
+            <w:tcW w:type="dxa" w:w="1445"/>
             <w:tcMar>
               <w:top w:type="dxa" w:w="70"/>
               <w:left w:type="dxa" w:w="90"/>
@@ -8623,7 +8741,7 @@
         </w:tc>
         <w:tc>
           <w:tcPr>
-            <w:tcW w:type="dxa" w:w="1936"/>
+            <w:tcW w:type="dxa" w:w="1566"/>
             <w:tcMar>
               <w:top w:type="dxa" w:w="70"/>
               <w:left w:type="dxa" w:w="90"/>
@@ -8657,7 +8775,7 @@
         </w:tc>
         <w:tc>
           <w:tcPr>
-            <w:tcW w:type="dxa" w:w="2410"/>
+            <w:tcW w:type="dxa" w:w="2411"/>
             <w:tcMar>
               <w:top w:type="dxa" w:w="70"/>
               <w:left w:type="dxa" w:w="90"/>
@@ -8693,7 +8811,7 @@
       <w:tr>
         <w:tc>
           <w:tcPr>
-            <w:tcW w:type="dxa" w:w="3614"/>
+            <w:tcW w:type="dxa" w:w="4216"/>
             <w:shd w:fill="FAF7F2" w:val="clear"/>
             <w:tcMar>
               <w:top w:type="dxa" w:w="70"/>
@@ -8726,7 +8844,7 @@
         </w:tc>
         <w:tc>
           <w:tcPr>
-            <w:tcW w:type="dxa" w:w="1678"/>
+            <w:tcW w:type="dxa" w:w="1445"/>
             <w:shd w:fill="FAF7F2" w:val="clear"/>
             <w:tcMar>
               <w:top w:type="dxa" w:w="70"/>
@@ -8761,7 +8879,7 @@
         </w:tc>
         <w:tc>
           <w:tcPr>
-            <w:tcW w:type="dxa" w:w="1936"/>
+            <w:tcW w:type="dxa" w:w="1566"/>
             <w:shd w:fill="FAF7F2" w:val="clear"/>
             <w:tcMar>
               <w:top w:type="dxa" w:w="70"/>
@@ -8796,7 +8914,7 @@
         </w:tc>
         <w:tc>
           <w:tcPr>
-            <w:tcW w:type="dxa" w:w="2410"/>
+            <w:tcW w:type="dxa" w:w="2411"/>
             <w:shd w:fill="FAF7F2" w:val="clear"/>
             <w:tcMar>
               <w:top w:type="dxa" w:w="70"/>
@@ -8833,7 +8951,7 @@
       <w:tr>
         <w:tc>
           <w:tcPr>
-            <w:tcW w:type="dxa" w:w="3614"/>
+            <w:tcW w:type="dxa" w:w="4216"/>
             <w:tcMar>
               <w:top w:type="dxa" w:w="70"/>
               <w:left w:type="dxa" w:w="90"/>
@@ -8859,13 +8977,13 @@
                 <w:sz w:val="14"/>
                 <w:szCs w:val="14"/>
               </w:rPr>
-              <w:t xml:space="preserve">Organ prowadzący</w:t>
-            </w:r>
-          </w:p>
-        </w:tc>
-        <w:tc>
-          <w:tcPr>
-            <w:tcW w:type="dxa" w:w="1678"/>
+              <w:t xml:space="preserve">Organ prowadzący przedszkole</w:t>
+            </w:r>
+          </w:p>
+        </w:tc>
+        <w:tc>
+          <w:tcPr>
+            <w:tcW w:type="dxa" w:w="1445"/>
             <w:tcMar>
               <w:top w:type="dxa" w:w="70"/>
               <w:left w:type="dxa" w:w="90"/>
@@ -8899,7 +9017,7 @@
         </w:tc>
         <w:tc>
           <w:tcPr>
-            <w:tcW w:type="dxa" w:w="1936"/>
+            <w:tcW w:type="dxa" w:w="1566"/>
             <w:tcMar>
               <w:top w:type="dxa" w:w="70"/>
               <w:left w:type="dxa" w:w="90"/>
@@ -8933,7 +9051,7 @@
         </w:tc>
         <w:tc>
           <w:tcPr>
-            <w:tcW w:type="dxa" w:w="2410"/>
+            <w:tcW w:type="dxa" w:w="2411"/>
             <w:tcMar>
               <w:top w:type="dxa" w:w="70"/>
               <w:left w:type="dxa" w:w="90"/>
@@ -8969,7 +9087,7 @@
       <w:tr>
         <w:tc>
           <w:tcPr>
-            <w:tcW w:type="dxa" w:w="3614"/>
+            <w:tcW w:type="dxa" w:w="4216"/>
             <w:shd w:fill="FAF7F2" w:val="clear"/>
             <w:tcMar>
               <w:top w:type="dxa" w:w="70"/>
@@ -9002,7 +9120,7 @@
         </w:tc>
         <w:tc>
           <w:tcPr>
-            <w:tcW w:type="dxa" w:w="1678"/>
+            <w:tcW w:type="dxa" w:w="1445"/>
             <w:shd w:fill="FAF7F2" w:val="clear"/>
             <w:tcMar>
               <w:top w:type="dxa" w:w="70"/>
@@ -9037,7 +9155,7 @@
         </w:tc>
         <w:tc>
           <w:tcPr>
-            <w:tcW w:type="dxa" w:w="1936"/>
+            <w:tcW w:type="dxa" w:w="1566"/>
             <w:shd w:fill="FAF7F2" w:val="clear"/>
             <w:tcMar>
               <w:top w:type="dxa" w:w="70"/>
@@ -9072,7 +9190,7 @@
         </w:tc>
         <w:tc>
           <w:tcPr>
-            <w:tcW w:type="dxa" w:w="2410"/>
+            <w:tcW w:type="dxa" w:w="2411"/>
             <w:shd w:fill="FAF7F2" w:val="clear"/>
             <w:tcMar>
               <w:top w:type="dxa" w:w="70"/>
@@ -9109,7 +9227,7 @@
       <w:tr>
         <w:tc>
           <w:tcPr>
-            <w:tcW w:type="dxa" w:w="3614"/>
+            <w:tcW w:type="dxa" w:w="4216"/>
             <w:tcMar>
               <w:top w:type="dxa" w:w="70"/>
               <w:left w:type="dxa" w:w="90"/>
@@ -9141,7 +9259,7 @@
         </w:tc>
         <w:tc>
           <w:tcPr>
-            <w:tcW w:type="dxa" w:w="1678"/>
+            <w:tcW w:type="dxa" w:w="1445"/>
             <w:tcMar>
               <w:top w:type="dxa" w:w="70"/>
               <w:left w:type="dxa" w:w="90"/>
@@ -9175,7 +9293,7 @@
         </w:tc>
         <w:tc>
           <w:tcPr>
-            <w:tcW w:type="dxa" w:w="1936"/>
+            <w:tcW w:type="dxa" w:w="1566"/>
             <w:tcMar>
               <w:top w:type="dxa" w:w="70"/>
               <w:left w:type="dxa" w:w="90"/>
@@ -9209,7 +9327,7 @@
         </w:tc>
         <w:tc>
           <w:tcPr>
-            <w:tcW w:type="dxa" w:w="2410"/>
+            <w:tcW w:type="dxa" w:w="2411"/>
             <w:tcMar>
               <w:top w:type="dxa" w:w="70"/>
               <w:left w:type="dxa" w:w="90"/>
@@ -9245,7 +9363,7 @@
       <w:tr>
         <w:tc>
           <w:tcPr>
-            <w:tcW w:type="dxa" w:w="3614"/>
+            <w:tcW w:type="dxa" w:w="4216"/>
             <w:shd w:fill="FAF7F2" w:val="clear"/>
             <w:tcMar>
               <w:top w:type="dxa" w:w="70"/>
@@ -9272,13 +9390,13 @@
                 <w:sz w:val="14"/>
                 <w:szCs w:val="14"/>
               </w:rPr>
-              <w:t xml:space="preserve">Inspektor sanitarny (jeżeli dotyczy)</w:t>
-            </w:r>
-          </w:p>
-        </w:tc>
-        <w:tc>
-          <w:tcPr>
-            <w:tcW w:type="dxa" w:w="1678"/>
+              <w:t xml:space="preserve">Rada rodziców (przy każdym wypadku)</w:t>
+            </w:r>
+          </w:p>
+        </w:tc>
+        <w:tc>
+          <w:tcPr>
+            <w:tcW w:type="dxa" w:w="1445"/>
             <w:shd w:fill="FAF7F2" w:val="clear"/>
             <w:tcMar>
               <w:top w:type="dxa" w:w="70"/>
@@ -9313,7 +9431,7 @@
         </w:tc>
         <w:tc>
           <w:tcPr>
-            <w:tcW w:type="dxa" w:w="1936"/>
+            <w:tcW w:type="dxa" w:w="1566"/>
             <w:shd w:fill="FAF7F2" w:val="clear"/>
             <w:tcMar>
               <w:top w:type="dxa" w:w="70"/>
@@ -9348,7 +9466,7 @@
         </w:tc>
         <w:tc>
           <w:tcPr>
-            <w:tcW w:type="dxa" w:w="2410"/>
+            <w:tcW w:type="dxa" w:w="2411"/>
             <w:shd w:fill="FAF7F2" w:val="clear"/>
             <w:tcMar>
               <w:top w:type="dxa" w:w="70"/>
@@ -9385,7 +9503,7 @@
       <w:tr>
         <w:tc>
           <w:tcPr>
-            <w:tcW w:type="dxa" w:w="3614"/>
+            <w:tcW w:type="dxa" w:w="4216"/>
             <w:tcMar>
               <w:top w:type="dxa" w:w="70"/>
               <w:left w:type="dxa" w:w="90"/>
@@ -9411,13 +9529,13 @@
                 <w:sz w:val="14"/>
                 <w:szCs w:val="14"/>
               </w:rPr>
-              <w:t xml:space="preserve">Prokurator i policja (wypadek ciężki lub śmiertelny)</w:t>
-            </w:r>
-          </w:p>
-        </w:tc>
-        <w:tc>
-          <w:tcPr>
-            <w:tcW w:type="dxa" w:w="1678"/>
+              <w:t xml:space="preserve">Kurator oświaty (wypadek śmiertelny, ciężki, zbiorowy)</w:t>
+            </w:r>
+          </w:p>
+        </w:tc>
+        <w:tc>
+          <w:tcPr>
+            <w:tcW w:type="dxa" w:w="1445"/>
             <w:tcMar>
               <w:top w:type="dxa" w:w="70"/>
               <w:left w:type="dxa" w:w="90"/>
@@ -9451,7 +9569,7 @@
         </w:tc>
         <w:tc>
           <w:tcPr>
-            <w:tcW w:type="dxa" w:w="1936"/>
+            <w:tcW w:type="dxa" w:w="1566"/>
             <w:tcMar>
               <w:top w:type="dxa" w:w="70"/>
               <w:left w:type="dxa" w:w="90"/>
@@ -9485,7 +9603,283 @@
         </w:tc>
         <w:tc>
           <w:tcPr>
-            <w:tcW w:type="dxa" w:w="2410"/>
+            <w:tcW w:type="dxa" w:w="2411"/>
+            <w:tcMar>
+              <w:top w:type="dxa" w:w="70"/>
+              <w:left w:type="dxa" w:w="90"/>
+              <w:bottom w:type="dxa" w:w="70"/>
+              <w:right w:type="dxa" w:w="90"/>
+            </w:tcMar>
+            <w:vAlign w:val="center"/>
+          </w:tcPr>
+          <w:p>
+            <w:pPr>
+              <w:pBdr>
+                <w:bottom w:val="dotted" w:color="B3A1D8" w:sz="6"/>
+              </w:pBdr>
+              <w:spacing w:after="20" w:before="20"/>
+            </w:pPr>
+            <w:r>
+              <w:rPr>
+                <w:rFonts w:ascii="Arial" w:cs="Arial" w:eastAsia="Arial" w:hAnsi="Arial"/>
+                <w:b w:val="false"/>
+                <w:bCs w:val="false"/>
+                <w:i w:val="false"/>
+                <w:iCs w:val="false"/>
+                <w:caps w:val="false"/>
+                <w:color w:val="221A3D"/>
+                <w:sz w:val="14"/>
+                <w:szCs w:val="14"/>
+              </w:rPr>
+              <w:t xml:space="preserve"> </w:t>
+            </w:r>
+          </w:p>
+        </w:tc>
+      </w:tr>
+      <w:tr>
+        <w:tc>
+          <w:tcPr>
+            <w:tcW w:type="dxa" w:w="4216"/>
+            <w:shd w:fill="FAF7F2" w:val="clear"/>
+            <w:tcMar>
+              <w:top w:type="dxa" w:w="70"/>
+              <w:left w:type="dxa" w:w="90"/>
+              <w:bottom w:type="dxa" w:w="70"/>
+              <w:right w:type="dxa" w:w="90"/>
+            </w:tcMar>
+            <w:vAlign w:val="center"/>
+          </w:tcPr>
+          <w:p>
+            <w:pPr>
+              <w:keepNext w:val="false"/>
+              <w:spacing w:after="0" w:before="0" w:line="240"/>
+            </w:pPr>
+            <w:r>
+              <w:rPr>
+                <w:rFonts w:ascii="Arial" w:cs="Arial" w:eastAsia="Arial" w:hAnsi="Arial"/>
+                <w:b/>
+                <w:bCs/>
+                <w:i w:val="false"/>
+                <w:iCs w:val="false"/>
+                <w:caps w:val="false"/>
+                <w:color w:val="2D1B69"/>
+                <w:sz w:val="14"/>
+                <w:szCs w:val="14"/>
+              </w:rPr>
+              <w:t xml:space="preserve">Prokurator i policja (wypadek śmiertelny, ciężki, zbiorowy)</w:t>
+            </w:r>
+          </w:p>
+        </w:tc>
+        <w:tc>
+          <w:tcPr>
+            <w:tcW w:type="dxa" w:w="1445"/>
+            <w:shd w:fill="FAF7F2" w:val="clear"/>
+            <w:tcMar>
+              <w:top w:type="dxa" w:w="70"/>
+              <w:left w:type="dxa" w:w="90"/>
+              <w:bottom w:type="dxa" w:w="70"/>
+              <w:right w:type="dxa" w:w="90"/>
+            </w:tcMar>
+            <w:vAlign w:val="center"/>
+          </w:tcPr>
+          <w:p>
+            <w:pPr>
+              <w:pBdr>
+                <w:bottom w:val="dotted" w:color="B3A1D8" w:sz="6"/>
+              </w:pBdr>
+              <w:spacing w:after="20" w:before="20"/>
+            </w:pPr>
+            <w:r>
+              <w:rPr>
+                <w:rFonts w:ascii="Arial" w:cs="Arial" w:eastAsia="Arial" w:hAnsi="Arial"/>
+                <w:b w:val="false"/>
+                <w:bCs w:val="false"/>
+                <w:i w:val="false"/>
+                <w:iCs w:val="false"/>
+                <w:caps w:val="false"/>
+                <w:color w:val="221A3D"/>
+                <w:sz w:val="14"/>
+                <w:szCs w:val="14"/>
+              </w:rPr>
+              <w:t xml:space="preserve"> </w:t>
+            </w:r>
+          </w:p>
+        </w:tc>
+        <w:tc>
+          <w:tcPr>
+            <w:tcW w:type="dxa" w:w="1566"/>
+            <w:shd w:fill="FAF7F2" w:val="clear"/>
+            <w:tcMar>
+              <w:top w:type="dxa" w:w="70"/>
+              <w:left w:type="dxa" w:w="90"/>
+              <w:bottom w:type="dxa" w:w="70"/>
+              <w:right w:type="dxa" w:w="90"/>
+            </w:tcMar>
+            <w:vAlign w:val="center"/>
+          </w:tcPr>
+          <w:p>
+            <w:pPr>
+              <w:pBdr>
+                <w:bottom w:val="dotted" w:color="B3A1D8" w:sz="6"/>
+              </w:pBdr>
+              <w:spacing w:after="20" w:before="20"/>
+            </w:pPr>
+            <w:r>
+              <w:rPr>
+                <w:rFonts w:ascii="Arial" w:cs="Arial" w:eastAsia="Arial" w:hAnsi="Arial"/>
+                <w:b w:val="false"/>
+                <w:bCs w:val="false"/>
+                <w:i w:val="false"/>
+                <w:iCs w:val="false"/>
+                <w:caps w:val="false"/>
+                <w:color w:val="221A3D"/>
+                <w:sz w:val="14"/>
+                <w:szCs w:val="14"/>
+              </w:rPr>
+              <w:t xml:space="preserve"> </w:t>
+            </w:r>
+          </w:p>
+        </w:tc>
+        <w:tc>
+          <w:tcPr>
+            <w:tcW w:type="dxa" w:w="2411"/>
+            <w:shd w:fill="FAF7F2" w:val="clear"/>
+            <w:tcMar>
+              <w:top w:type="dxa" w:w="70"/>
+              <w:left w:type="dxa" w:w="90"/>
+              <w:bottom w:type="dxa" w:w="70"/>
+              <w:right w:type="dxa" w:w="90"/>
+            </w:tcMar>
+            <w:vAlign w:val="center"/>
+          </w:tcPr>
+          <w:p>
+            <w:pPr>
+              <w:pBdr>
+                <w:bottom w:val="dotted" w:color="B3A1D8" w:sz="6"/>
+              </w:pBdr>
+              <w:spacing w:after="20" w:before="20"/>
+            </w:pPr>
+            <w:r>
+              <w:rPr>
+                <w:rFonts w:ascii="Arial" w:cs="Arial" w:eastAsia="Arial" w:hAnsi="Arial"/>
+                <w:b w:val="false"/>
+                <w:bCs w:val="false"/>
+                <w:i w:val="false"/>
+                <w:iCs w:val="false"/>
+                <w:caps w:val="false"/>
+                <w:color w:val="221A3D"/>
+                <w:sz w:val="14"/>
+                <w:szCs w:val="14"/>
+              </w:rPr>
+              <w:t xml:space="preserve"> </w:t>
+            </w:r>
+          </w:p>
+        </w:tc>
+      </w:tr>
+      <w:tr>
+        <w:tc>
+          <w:tcPr>
+            <w:tcW w:type="dxa" w:w="4216"/>
+            <w:tcMar>
+              <w:top w:type="dxa" w:w="70"/>
+              <w:left w:type="dxa" w:w="90"/>
+              <w:bottom w:type="dxa" w:w="70"/>
+              <w:right w:type="dxa" w:w="90"/>
+            </w:tcMar>
+            <w:vAlign w:val="center"/>
+          </w:tcPr>
+          <w:p>
+            <w:pPr>
+              <w:keepNext w:val="false"/>
+              <w:spacing w:after="0" w:before="0" w:line="240"/>
+            </w:pPr>
+            <w:r>
+              <w:rPr>
+                <w:rFonts w:ascii="Arial" w:cs="Arial" w:eastAsia="Arial" w:hAnsi="Arial"/>
+                <w:b/>
+                <w:bCs/>
+                <w:i w:val="false"/>
+                <w:iCs w:val="false"/>
+                <w:caps w:val="false"/>
+                <w:color w:val="2D1B69"/>
+                <w:sz w:val="14"/>
+                <w:szCs w:val="14"/>
+              </w:rPr>
+              <w:t xml:space="preserve">Powiatowy inspektor sanitarny (zatrucie)</w:t>
+            </w:r>
+          </w:p>
+        </w:tc>
+        <w:tc>
+          <w:tcPr>
+            <w:tcW w:type="dxa" w:w="1445"/>
+            <w:tcMar>
+              <w:top w:type="dxa" w:w="70"/>
+              <w:left w:type="dxa" w:w="90"/>
+              <w:bottom w:type="dxa" w:w="70"/>
+              <w:right w:type="dxa" w:w="90"/>
+            </w:tcMar>
+            <w:vAlign w:val="center"/>
+          </w:tcPr>
+          <w:p>
+            <w:pPr>
+              <w:pBdr>
+                <w:bottom w:val="dotted" w:color="B3A1D8" w:sz="6"/>
+              </w:pBdr>
+              <w:spacing w:after="20" w:before="20"/>
+            </w:pPr>
+            <w:r>
+              <w:rPr>
+                <w:rFonts w:ascii="Arial" w:cs="Arial" w:eastAsia="Arial" w:hAnsi="Arial"/>
+                <w:b w:val="false"/>
+                <w:bCs w:val="false"/>
+                <w:i w:val="false"/>
+                <w:iCs w:val="false"/>
+                <w:caps w:val="false"/>
+                <w:color w:val="221A3D"/>
+                <w:sz w:val="14"/>
+                <w:szCs w:val="14"/>
+              </w:rPr>
+              <w:t xml:space="preserve"> </w:t>
+            </w:r>
+          </w:p>
+        </w:tc>
+        <w:tc>
+          <w:tcPr>
+            <w:tcW w:type="dxa" w:w="1566"/>
+            <w:tcMar>
+              <w:top w:type="dxa" w:w="70"/>
+              <w:left w:type="dxa" w:w="90"/>
+              <w:bottom w:type="dxa" w:w="70"/>
+              <w:right w:type="dxa" w:w="90"/>
+            </w:tcMar>
+            <w:vAlign w:val="center"/>
+          </w:tcPr>
+          <w:p>
+            <w:pPr>
+              <w:pBdr>
+                <w:bottom w:val="dotted" w:color="B3A1D8" w:sz="6"/>
+              </w:pBdr>
+              <w:spacing w:after="20" w:before="20"/>
+            </w:pPr>
+            <w:r>
+              <w:rPr>
+                <w:rFonts w:ascii="Arial" w:cs="Arial" w:eastAsia="Arial" w:hAnsi="Arial"/>
+                <w:b w:val="false"/>
+                <w:bCs w:val="false"/>
+                <w:i w:val="false"/>
+                <w:iCs w:val="false"/>
+                <w:caps w:val="false"/>
+                <w:color w:val="221A3D"/>
+                <w:sz w:val="14"/>
+                <w:szCs w:val="14"/>
+              </w:rPr>
+              <w:t xml:space="preserve"> </w:t>
+            </w:r>
+          </w:p>
+        </w:tc>
+        <w:tc>
+          <w:tcPr>
+            <w:tcW w:type="dxa" w:w="2411"/>
             <w:tcMar>
               <w:top w:type="dxa" w:w="70"/>
               <w:left w:type="dxa" w:w="90"/>
@@ -9684,13 +10078,14 @@
         </w:tblBorders>
       </w:tblPr>
       <w:tblGrid>
-        <w:gridCol w:w="4819"/>
-        <w:gridCol w:w="4819"/>
+        <w:gridCol w:w="3212"/>
+        <w:gridCol w:w="3212"/>
+        <w:gridCol w:w="3214"/>
       </w:tblGrid>
       <w:tr>
         <w:tc>
           <w:tcPr>
-            <w:tcW w:type="dxa" w:w="4819"/>
+            <w:tcW w:type="dxa" w:w="3212"/>
             <w:shd w:fill="F6F3FB" w:val="clear"/>
             <w:tcMar>
               <w:top w:type="dxa" w:w="60"/>
@@ -9745,7 +10140,7 @@
         </w:tc>
         <w:tc>
           <w:tcPr>
-            <w:tcW w:type="dxa" w:w="4819"/>
+            <w:tcW w:type="dxa" w:w="3212"/>
             <w:shd w:fill="F6F3FB" w:val="clear"/>
             <w:tcMar>
               <w:top w:type="dxa" w:w="60"/>
@@ -9773,6 +10168,61 @@
                 <w:szCs w:val="13"/>
               </w:rPr>
               <w:t xml:space="preserve">DATA SPORZĄDZENIA PROTOKOŁU</w:t>
+            </w:r>
+          </w:p>
+          <w:p>
+            <w:pPr>
+              <w:pBdr>
+                <w:bottom w:val="dotted" w:color="B3A1D8" w:sz="6"/>
+              </w:pBdr>
+              <w:spacing w:after="20" w:before="20" w:line="240"/>
+            </w:pPr>
+            <w:r>
+              <w:rPr>
+                <w:rFonts w:ascii="Arial" w:cs="Arial" w:eastAsia="Arial" w:hAnsi="Arial"/>
+                <w:b w:val="false"/>
+                <w:bCs w:val="false"/>
+                <w:i w:val="false"/>
+                <w:iCs w:val="false"/>
+                <w:caps w:val="false"/>
+                <w:color w:val="221A3D"/>
+                <w:sz w:val="15"/>
+                <w:szCs w:val="15"/>
+              </w:rPr>
+              <w:t xml:space="preserve"> </w:t>
+            </w:r>
+          </w:p>
+        </w:tc>
+        <w:tc>
+          <w:tcPr>
+            <w:tcW w:type="dxa" w:w="3214"/>
+            <w:shd w:fill="F6F3FB" w:val="clear"/>
+            <w:tcMar>
+              <w:top w:type="dxa" w:w="60"/>
+              <w:left w:type="dxa" w:w="90"/>
+              <w:bottom w:type="dxa" w:w="60"/>
+              <w:right w:type="dxa" w:w="90"/>
+            </w:tcMar>
+          </w:tcPr>
+          <w:p>
+            <w:pPr>
+              <w:keepNext w:val="false"/>
+              <w:spacing w:after="40" w:before="0" w:line="240"/>
+            </w:pPr>
+            <w:r>
+              <w:rPr>
+                <w:rFonts w:ascii="Arial" w:cs="Arial" w:eastAsia="Arial" w:hAnsi="Arial"/>
+                <w:b/>
+                <w:bCs/>
+                <w:i w:val="false"/>
+                <w:iCs w:val="false"/>
+                <w:caps w:val="false"/>
+                <w:color w:val="2D1B69"/>
+                <w:spacing w:val="8"/>
+                <w:sz w:val="13"/>
+                <w:szCs w:val="13"/>
+              </w:rPr>
+              <w:t xml:space="preserve">NUMER PROTOKOŁU</w:t>
             </w:r>
           </w:p>
           <w:p>
@@ -9867,7 +10317,7 @@
                 <w:sz w:val="13"/>
                 <w:szCs w:val="13"/>
               </w:rPr>
-              <w:t xml:space="preserve">NUMER PROTOKOŁU</w:t>
+              <w:t xml:space="preserve">DATA DORĘCZENIA PROTOKOŁU RODZICOM</w:t>
             </w:r>
           </w:p>
           <w:p>
@@ -9922,7 +10372,7 @@
                 <w:sz w:val="13"/>
                 <w:szCs w:val="13"/>
               </w:rPr>
-              <w:t xml:space="preserve">DATA DORĘCZENIA PROTOKOŁU RODZICOM</w:t>
+              <w:t xml:space="preserve">DATA ZATWIERDZENIA PROTOKOŁU PRZEZ DYREKTORA</w:t>
             </w:r>
           </w:p>
           <w:p>
@@ -10202,29 +10652,7 @@
                 <w:sz w:val="13"/>
                 <w:szCs w:val="13"/>
               </w:rPr>
-              <w:t xml:space="preserve">CO ZOSTAŁO ZMIENIONE, ŻEBY ZDARZENIE SIĘ NIE POWTÓRZYŁO</w:t>
-            </w:r>
-          </w:p>
-          <w:p>
-            <w:pPr>
-              <w:pBdr>
-                <w:bottom w:val="dotted" w:color="B3A1D8" w:sz="6"/>
-              </w:pBdr>
-              <w:spacing w:after="20" w:before="20" w:line="240"/>
-            </w:pPr>
-            <w:r>
-              <w:rPr>
-                <w:rFonts w:ascii="Arial" w:cs="Arial" w:eastAsia="Arial" w:hAnsi="Arial"/>
-                <w:b w:val="false"/>
-                <w:bCs w:val="false"/>
-                <w:i w:val="false"/>
-                <w:iCs w:val="false"/>
-                <w:caps w:val="false"/>
-                <w:color w:val="221A3D"/>
-                <w:sz w:val="15"/>
-                <w:szCs w:val="15"/>
-              </w:rPr>
-              <w:t xml:space="preserve"> </w:t>
+              <w:t xml:space="preserve">CO ZOSTAŁO ZMIENIONE LUB NAPRAWIONE, ŻEBY ZDARZENIE SIĘ NIE POWTÓRZYŁO</w:t>
             </w:r>
           </w:p>
           <w:p>
@@ -10373,7 +10801,7 @@
                 <w:sz w:val="13"/>
                 <w:szCs w:val="13"/>
               </w:rPr>
-              <w:t xml:space="preserve">ODPOWIEDZIALNY ZA WDROŻENIE</w:t>
+              <w:t xml:space="preserve">ODPOWIEDZIALNY ZA WDROŻENIE DZIAŁAŃ</w:t>
             </w:r>
           </w:p>
           <w:p>
@@ -10566,10 +10994,10 @@
         </w:tblBorders>
       </w:tblPr>
       <w:tblGrid>
-        <w:gridCol w:w="405"/>
-        <w:gridCol w:w="1623"/>
-        <w:gridCol w:w="2705"/>
-        <w:gridCol w:w="2975"/>
+        <w:gridCol w:w="420"/>
+        <w:gridCol w:w="1682"/>
+        <w:gridCol w:w="2803"/>
+        <w:gridCol w:w="2803"/>
         <w:gridCol w:w="1930"/>
       </w:tblGrid>
       <w:tr>
@@ -10578,7 +11006,7 @@
         </w:trPr>
         <w:tc>
           <w:tcPr>
-            <w:tcW w:type="dxa" w:w="405"/>
+            <w:tcW w:type="dxa" w:w="420"/>
             <w:shd w:fill="2D1B69" w:val="clear"/>
             <w:tcMar>
               <w:top w:type="dxa" w:w="80"/>
@@ -10612,7 +11040,7 @@
         </w:tc>
         <w:tc>
           <w:tcPr>
-            <w:tcW w:type="dxa" w:w="1623"/>
+            <w:tcW w:type="dxa" w:w="1682"/>
             <w:shd w:fill="2D1B69" w:val="clear"/>
             <w:tcMar>
               <w:top w:type="dxa" w:w="80"/>
@@ -10646,7 +11074,7 @@
         </w:tc>
         <w:tc>
           <w:tcPr>
-            <w:tcW w:type="dxa" w:w="2705"/>
+            <w:tcW w:type="dxa" w:w="2803"/>
             <w:shd w:fill="2D1B69" w:val="clear"/>
             <w:tcMar>
               <w:top w:type="dxa" w:w="80"/>
@@ -10674,13 +11102,13 @@
                 <w:sz w:val="13"/>
                 <w:szCs w:val="13"/>
               </w:rPr>
-              <w:t xml:space="preserve">DZIECKO</w:t>
-            </w:r>
-          </w:p>
-        </w:tc>
-        <w:tc>
-          <w:tcPr>
-            <w:tcW w:type="dxa" w:w="2975"/>
+              <w:t xml:space="preserve">IMIĘ I NAZWISKO DZIECKA</w:t>
+            </w:r>
+          </w:p>
+        </w:tc>
+        <w:tc>
+          <w:tcPr>
+            <w:tcW w:type="dxa" w:w="2803"/>
             <w:shd w:fill="2D1B69" w:val="clear"/>
             <w:tcMar>
               <w:top w:type="dxa" w:w="80"/>
@@ -10742,7 +11170,7 @@
                 <w:sz w:val="13"/>
                 <w:szCs w:val="13"/>
               </w:rPr>
-              <w:t xml:space="preserve">NUMER PROTOKOŁU</w:t>
+              <w:t xml:space="preserve">NUMER PROTOKOŁU POWYPADKOWEGO</w:t>
             </w:r>
           </w:p>
         </w:tc>
@@ -10750,7 +11178,7 @@
       <w:tr>
         <w:tc>
           <w:tcPr>
-            <w:tcW w:type="dxa" w:w="405"/>
+            <w:tcW w:type="dxa" w:w="420"/>
             <w:tcMar>
               <w:top w:type="dxa" w:w="70"/>
               <w:left w:type="dxa" w:w="90"/>
@@ -10783,7 +11211,7 @@
         </w:tc>
         <w:tc>
           <w:tcPr>
-            <w:tcW w:type="dxa" w:w="1623"/>
+            <w:tcW w:type="dxa" w:w="1682"/>
             <w:tcMar>
               <w:top w:type="dxa" w:w="70"/>
               <w:left w:type="dxa" w:w="90"/>
@@ -10817,7 +11245,7 @@
         </w:tc>
         <w:tc>
           <w:tcPr>
-            <w:tcW w:type="dxa" w:w="2705"/>
+            <w:tcW w:type="dxa" w:w="2803"/>
             <w:tcMar>
               <w:top w:type="dxa" w:w="70"/>
               <w:left w:type="dxa" w:w="90"/>
@@ -10851,7 +11279,7 @@
         </w:tc>
         <w:tc>
           <w:tcPr>
-            <w:tcW w:type="dxa" w:w="2975"/>
+            <w:tcW w:type="dxa" w:w="2803"/>
             <w:tcMar>
               <w:top w:type="dxa" w:w="70"/>
               <w:left w:type="dxa" w:w="90"/>
@@ -10921,7 +11349,7 @@
       <w:tr>
         <w:tc>
           <w:tcPr>
-            <w:tcW w:type="dxa" w:w="405"/>
+            <w:tcW w:type="dxa" w:w="420"/>
             <w:shd w:fill="FAF7F2" w:val="clear"/>
             <w:tcMar>
               <w:top w:type="dxa" w:w="70"/>
@@ -10955,7 +11383,7 @@
         </w:tc>
         <w:tc>
           <w:tcPr>
-            <w:tcW w:type="dxa" w:w="1623"/>
+            <w:tcW w:type="dxa" w:w="1682"/>
             <w:shd w:fill="FAF7F2" w:val="clear"/>
             <w:tcMar>
               <w:top w:type="dxa" w:w="70"/>
@@ -10990,7 +11418,7 @@
         </w:tc>
         <w:tc>
           <w:tcPr>
-            <w:tcW w:type="dxa" w:w="2705"/>
+            <w:tcW w:type="dxa" w:w="2803"/>
             <w:shd w:fill="FAF7F2" w:val="clear"/>
             <w:tcMar>
               <w:top w:type="dxa" w:w="70"/>
@@ -11025,7 +11453,7 @@
         </w:tc>
         <w:tc>
           <w:tcPr>
-            <w:tcW w:type="dxa" w:w="2975"/>
+            <w:tcW w:type="dxa" w:w="2803"/>
             <w:shd w:fill="FAF7F2" w:val="clear"/>
             <w:tcMar>
               <w:top w:type="dxa" w:w="70"/>
@@ -11097,7 +11525,7 @@
       <w:tr>
         <w:tc>
           <w:tcPr>
-            <w:tcW w:type="dxa" w:w="405"/>
+            <w:tcW w:type="dxa" w:w="420"/>
             <w:tcMar>
               <w:top w:type="dxa" w:w="70"/>
               <w:left w:type="dxa" w:w="90"/>
@@ -11130,7 +11558,7 @@
         </w:tc>
         <w:tc>
           <w:tcPr>
-            <w:tcW w:type="dxa" w:w="1623"/>
+            <w:tcW w:type="dxa" w:w="1682"/>
             <w:tcMar>
               <w:top w:type="dxa" w:w="70"/>
               <w:left w:type="dxa" w:w="90"/>
@@ -11164,7 +11592,7 @@
         </w:tc>
         <w:tc>
           <w:tcPr>
-            <w:tcW w:type="dxa" w:w="2705"/>
+            <w:tcW w:type="dxa" w:w="2803"/>
             <w:tcMar>
               <w:top w:type="dxa" w:w="70"/>
               <w:left w:type="dxa" w:w="90"/>
@@ -11198,7 +11626,7 @@
         </w:tc>
         <w:tc>
           <w:tcPr>
-            <w:tcW w:type="dxa" w:w="2975"/>
+            <w:tcW w:type="dxa" w:w="2803"/>
             <w:tcMar>
               <w:top w:type="dxa" w:w="70"/>
               <w:left w:type="dxa" w:w="90"/>
@@ -11268,7 +11696,7 @@
       <w:tr>
         <w:tc>
           <w:tcPr>
-            <w:tcW w:type="dxa" w:w="405"/>
+            <w:tcW w:type="dxa" w:w="420"/>
             <w:shd w:fill="FAF7F2" w:val="clear"/>
             <w:tcMar>
               <w:top w:type="dxa" w:w="70"/>
@@ -11302,7 +11730,7 @@
         </w:tc>
         <w:tc>
           <w:tcPr>
-            <w:tcW w:type="dxa" w:w="1623"/>
+            <w:tcW w:type="dxa" w:w="1682"/>
             <w:shd w:fill="FAF7F2" w:val="clear"/>
             <w:tcMar>
               <w:top w:type="dxa" w:w="70"/>
@@ -11337,7 +11765,7 @@
         </w:tc>
         <w:tc>
           <w:tcPr>
-            <w:tcW w:type="dxa" w:w="2705"/>
+            <w:tcW w:type="dxa" w:w="2803"/>
             <w:shd w:fill="FAF7F2" w:val="clear"/>
             <w:tcMar>
               <w:top w:type="dxa" w:w="70"/>
@@ -11372,7 +11800,7 @@
         </w:tc>
         <w:tc>
           <w:tcPr>
-            <w:tcW w:type="dxa" w:w="2975"/>
+            <w:tcW w:type="dxa" w:w="2803"/>
             <w:shd w:fill="FAF7F2" w:val="clear"/>
             <w:tcMar>
               <w:top w:type="dxa" w:w="70"/>
@@ -11444,7 +11872,7 @@
       <w:tr>
         <w:tc>
           <w:tcPr>
-            <w:tcW w:type="dxa" w:w="405"/>
+            <w:tcW w:type="dxa" w:w="420"/>
             <w:tcMar>
               <w:top w:type="dxa" w:w="70"/>
               <w:left w:type="dxa" w:w="90"/>
@@ -11477,7 +11905,7 @@
         </w:tc>
         <w:tc>
           <w:tcPr>
-            <w:tcW w:type="dxa" w:w="1623"/>
+            <w:tcW w:type="dxa" w:w="1682"/>
             <w:tcMar>
               <w:top w:type="dxa" w:w="70"/>
               <w:left w:type="dxa" w:w="90"/>
@@ -11511,7 +11939,7 @@
         </w:tc>
         <w:tc>
           <w:tcPr>
-            <w:tcW w:type="dxa" w:w="2705"/>
+            <w:tcW w:type="dxa" w:w="2803"/>
             <w:tcMar>
               <w:top w:type="dxa" w:w="70"/>
               <w:left w:type="dxa" w:w="90"/>
@@ -11545,7 +11973,7 @@
         </w:tc>
         <w:tc>
           <w:tcPr>
-            <w:tcW w:type="dxa" w:w="2975"/>
+            <w:tcW w:type="dxa" w:w="2803"/>
             <w:tcMar>
               <w:top w:type="dxa" w:w="70"/>
               <w:left w:type="dxa" w:w="90"/>
@@ -12484,7 +12912,7 @@
                 <w:sz w:val="12"/>
                 <w:szCs w:val="12"/>
               </w:rPr>
-              <w:t xml:space="preserve"> (t.j. Dz.U. z 2024 r. poz. 560, z późn. zm.) — placówka pracująca z dziećmi wprowadza </w:t>
+              <w:t xml:space="preserve"> (t.j. Dz.U. z 2024 r. poz. 560, z późn. zm.) — placówka wprowadza </w:t>
             </w:r>
             <w:r>
               <w:rPr>
@@ -12512,7 +12940,7 @@
                 <w:sz w:val="12"/>
                 <w:szCs w:val="12"/>
               </w:rPr>
-              <w:t xml:space="preserve"> i weryfikuje osoby dopuszczane do pracy z dziećmi w </w:t>
+              <w:t xml:space="preserve">, określa </w:t>
             </w:r>
             <w:r>
               <w:rPr>
@@ -12526,7 +12954,7 @@
                 <w:sz w:val="12"/>
                 <w:szCs w:val="12"/>
               </w:rPr>
-              <w:t xml:space="preserve">Rejestrze Sprawców Przestępstw na Tle Seksualnym</w:t>
+              <w:t xml:space="preserve">zasady bezpiecznego korzystania z urządzeń elektronicznych i internetu</w:t>
             </w:r>
             <w:r>
               <w:rPr>
@@ -12540,7 +12968,7 @@
                 <w:sz w:val="12"/>
                 <w:szCs w:val="12"/>
               </w:rPr>
-              <w:t xml:space="preserve">. Ustawa z dnia 29 lipca 2005 r. o przeciwdziałaniu przemocy domowej (t.j. Dz.U. z 2024 r. poz. 424, z późn. zm.) oraz rozporządzenie Rady Ministrów z dnia 6 września 2023 r. w sprawie procedury </w:t>
+              <w:t xml:space="preserve"> oraz weryfikuje osoby dopuszczane do pracy z dziećmi w </w:t>
             </w:r>
             <w:r>
               <w:rPr>
@@ -12554,7 +12982,7 @@
                 <w:sz w:val="12"/>
                 <w:szCs w:val="12"/>
               </w:rPr>
-              <w:t xml:space="preserve">Niebieskie Karty</w:t>
+              <w:t xml:space="preserve">Rejestrze Sprawców Przestępstw na Tle Seksualnym (RSPTS)</w:t>
             </w:r>
             <w:r>
               <w:rPr>
@@ -12568,7 +12996,7 @@
                 <w:sz w:val="12"/>
                 <w:szCs w:val="12"/>
               </w:rPr>
-              <w:t xml:space="preserve"> (Dz.U. z 2023 r. poz. 1870) — </w:t>
+              <w:t xml:space="preserve"> i w </w:t>
             </w:r>
             <w:r>
               <w:rPr>
@@ -12582,7 +13010,7 @@
                 <w:sz w:val="12"/>
                 <w:szCs w:val="12"/>
               </w:rPr>
-              <w:t xml:space="preserve">przedstawiciel oświaty</w:t>
+              <w:t xml:space="preserve">Krajowym Rejestrze Karnym (zaświadczenie o niekaralności)</w:t>
             </w:r>
             <w:r>
               <w:rPr>
@@ -12596,7 +13024,63 @@
                 <w:sz w:val="12"/>
                 <w:szCs w:val="12"/>
               </w:rPr>
-              <w:t xml:space="preserve"> wszczyna procedurę w razie podejrzenia przemocy domowej wobec dziecka. Ustawa — Prawo oświatowe (t.j. Dz.U. z 2024 r. poz. 737) — art. 68 ust. 1 pkt 6. Dane osobowe zgodnie z RODO (UE) 2016/679. </w:t>
+              <w:t xml:space="preserve">. Ustawa z dnia 29 lipca 2005 r. o przeciwdziałaniu przemocy domowej (t.j. Dz.U. z 2024 r. poz. 424, z późn. zm.) i rozporządzenie RM z dnia 6 września 2023 r. w sprawie procedury </w:t>
+            </w:r>
+            <w:r>
+              <w:rPr>
+                <w:rFonts w:ascii="Arial" w:cs="Arial" w:eastAsia="Arial" w:hAnsi="Arial"/>
+                <w:b/>
+                <w:bCs/>
+                <w:i w:val="false"/>
+                <w:iCs w:val="false"/>
+                <w:caps w:val="false"/>
+                <w:color w:val="221A3D"/>
+                <w:sz w:val="12"/>
+                <w:szCs w:val="12"/>
+              </w:rPr>
+              <w:t xml:space="preserve">Niebieskie Karty</w:t>
+            </w:r>
+            <w:r>
+              <w:rPr>
+                <w:rFonts w:ascii="Arial" w:cs="Arial" w:eastAsia="Arial" w:hAnsi="Arial"/>
+                <w:b w:val="false"/>
+                <w:bCs w:val="false"/>
+                <w:i w:val="false"/>
+                <w:iCs w:val="false"/>
+                <w:caps w:val="false"/>
+                <w:color w:val="221A3D"/>
+                <w:sz w:val="12"/>
+                <w:szCs w:val="12"/>
+              </w:rPr>
+              <w:t xml:space="preserve"> (Dz.U. z 2023 r. poz. 1870) — </w:t>
+            </w:r>
+            <w:r>
+              <w:rPr>
+                <w:rFonts w:ascii="Arial" w:cs="Arial" w:eastAsia="Arial" w:hAnsi="Arial"/>
+                <w:b/>
+                <w:bCs/>
+                <w:i w:val="false"/>
+                <w:iCs w:val="false"/>
+                <w:caps w:val="false"/>
+                <w:color w:val="221A3D"/>
+                <w:sz w:val="12"/>
+                <w:szCs w:val="12"/>
+              </w:rPr>
+              <w:t xml:space="preserve">przedstawiciel oświaty</w:t>
+            </w:r>
+            <w:r>
+              <w:rPr>
+                <w:rFonts w:ascii="Arial" w:cs="Arial" w:eastAsia="Arial" w:hAnsi="Arial"/>
+                <w:b w:val="false"/>
+                <w:bCs w:val="false"/>
+                <w:i w:val="false"/>
+                <w:iCs w:val="false"/>
+                <w:caps w:val="false"/>
+                <w:color w:val="221A3D"/>
+                <w:sz w:val="12"/>
+                <w:szCs w:val="12"/>
+              </w:rPr>
+              <w:t xml:space="preserve"> wszczyna procedurę przy podejrzeniu przemocy domowej. Ustawa — Prawo oświatowe (t.j. Dz.U. z 2024 r. poz. 737) — art. 68 ust. 1 pkt 6. Dane osobowe zgodnie z RODO (UE) 2016/679. </w:t>
             </w:r>
           </w:p>
         </w:tc>
@@ -13907,7 +14391,7 @@
                 <w:sz w:val="14"/>
                 <w:szCs w:val="14"/>
               </w:rPr>
-              <w:t xml:space="preserve">Kontakt z osobami z zewnątrz i ochrona danych</w:t>
+              <w:t xml:space="preserve">Zasady bezpiecznego korzystania z urządzeń elektronicznych i internetu</w:t>
             </w:r>
           </w:p>
         </w:tc>
@@ -14046,7 +14530,7 @@
                 <w:sz w:val="14"/>
                 <w:szCs w:val="14"/>
               </w:rPr>
-              <w:t xml:space="preserve">Postępowanie przy zachowaniach trudnych i agresywnych</w:t>
+              <w:t xml:space="preserve">Kontakt z osobami z zewnątrz i ochrona danych</w:t>
             </w:r>
           </w:p>
         </w:tc>
@@ -14121,6 +14605,146 @@
         <w:tc>
           <w:tcPr>
             <w:tcW w:type="dxa" w:w="2411"/>
+            <w:tcMar>
+              <w:top w:type="dxa" w:w="70"/>
+              <w:left w:type="dxa" w:w="90"/>
+              <w:bottom w:type="dxa" w:w="70"/>
+              <w:right w:type="dxa" w:w="90"/>
+            </w:tcMar>
+            <w:vAlign w:val="center"/>
+          </w:tcPr>
+          <w:p>
+            <w:pPr>
+              <w:pBdr>
+                <w:bottom w:val="dotted" w:color="B3A1D8" w:sz="6"/>
+              </w:pBdr>
+              <w:spacing w:after="20" w:before="20"/>
+            </w:pPr>
+            <w:r>
+              <w:rPr>
+                <w:rFonts w:ascii="Arial" w:cs="Arial" w:eastAsia="Arial" w:hAnsi="Arial"/>
+                <w:b w:val="false"/>
+                <w:bCs w:val="false"/>
+                <w:i w:val="false"/>
+                <w:iCs w:val="false"/>
+                <w:caps w:val="false"/>
+                <w:color w:val="221A3D"/>
+                <w:sz w:val="14"/>
+                <w:szCs w:val="14"/>
+              </w:rPr>
+              <w:t xml:space="preserve"> </w:t>
+            </w:r>
+          </w:p>
+        </w:tc>
+      </w:tr>
+      <w:tr>
+        <w:tc>
+          <w:tcPr>
+            <w:tcW w:type="dxa" w:w="4001"/>
+            <w:shd w:fill="FAF7F2" w:val="clear"/>
+            <w:tcMar>
+              <w:top w:type="dxa" w:w="70"/>
+              <w:left w:type="dxa" w:w="90"/>
+              <w:bottom w:type="dxa" w:w="70"/>
+              <w:right w:type="dxa" w:w="90"/>
+            </w:tcMar>
+            <w:vAlign w:val="center"/>
+          </w:tcPr>
+          <w:p>
+            <w:pPr>
+              <w:keepNext w:val="false"/>
+              <w:spacing w:after="0" w:before="0" w:line="240"/>
+            </w:pPr>
+            <w:r>
+              <w:rPr>
+                <w:rFonts w:ascii="Arial" w:cs="Arial" w:eastAsia="Arial" w:hAnsi="Arial"/>
+                <w:b/>
+                <w:bCs/>
+                <w:i w:val="false"/>
+                <w:iCs w:val="false"/>
+                <w:caps w:val="false"/>
+                <w:color w:val="2D1B69"/>
+                <w:sz w:val="14"/>
+                <w:szCs w:val="14"/>
+              </w:rPr>
+              <w:t xml:space="preserve">Postępowanie przy zachowaniach trudnych i agresywnych</w:t>
+            </w:r>
+          </w:p>
+        </w:tc>
+        <w:tc>
+          <w:tcPr>
+            <w:tcW w:type="dxa" w:w="1548"/>
+            <w:shd w:fill="FAF7F2" w:val="clear"/>
+            <w:tcMar>
+              <w:top w:type="dxa" w:w="70"/>
+              <w:left w:type="dxa" w:w="90"/>
+              <w:bottom w:type="dxa" w:w="70"/>
+              <w:right w:type="dxa" w:w="90"/>
+            </w:tcMar>
+            <w:vAlign w:val="center"/>
+          </w:tcPr>
+          <w:p>
+            <w:pPr>
+              <w:keepNext w:val="false"/>
+              <w:spacing w:after="0" w:before="0" w:line="240"/>
+              <w:jc w:val="center"/>
+            </w:pPr>
+            <w:r>
+              <w:rPr>
+                <w:rFonts w:ascii="Arial" w:cs="Arial" w:eastAsia="Arial" w:hAnsi="Arial"/>
+                <w:b w:val="false"/>
+                <w:bCs w:val="false"/>
+                <w:i w:val="false"/>
+                <w:iCs w:val="false"/>
+                <w:caps w:val="false"/>
+                <w:color w:val="4A3E7A"/>
+                <w:spacing w:val="10"/>
+                <w:sz w:val="14"/>
+                <w:szCs w:val="14"/>
+              </w:rPr>
+              <w:t xml:space="preserve">TAK NIE</w:t>
+            </w:r>
+          </w:p>
+        </w:tc>
+        <w:tc>
+          <w:tcPr>
+            <w:tcW w:type="dxa" w:w="1678"/>
+            <w:shd w:fill="FAF7F2" w:val="clear"/>
+            <w:tcMar>
+              <w:top w:type="dxa" w:w="70"/>
+              <w:left w:type="dxa" w:w="90"/>
+              <w:bottom w:type="dxa" w:w="70"/>
+              <w:right w:type="dxa" w:w="90"/>
+            </w:tcMar>
+            <w:vAlign w:val="center"/>
+          </w:tcPr>
+          <w:p>
+            <w:pPr>
+              <w:pBdr>
+                <w:bottom w:val="dotted" w:color="B3A1D8" w:sz="6"/>
+              </w:pBdr>
+              <w:spacing w:after="20" w:before="20"/>
+            </w:pPr>
+            <w:r>
+              <w:rPr>
+                <w:rFonts w:ascii="Arial" w:cs="Arial" w:eastAsia="Arial" w:hAnsi="Arial"/>
+                <w:b w:val="false"/>
+                <w:bCs w:val="false"/>
+                <w:i w:val="false"/>
+                <w:iCs w:val="false"/>
+                <w:caps w:val="false"/>
+                <w:color w:val="221A3D"/>
+                <w:sz w:val="14"/>
+                <w:szCs w:val="14"/>
+              </w:rPr>
+              <w:t xml:space="preserve"> </w:t>
+            </w:r>
+          </w:p>
+        </w:tc>
+        <w:tc>
+          <w:tcPr>
+            <w:tcW w:type="dxa" w:w="2411"/>
+            <w:shd w:fill="FAF7F2" w:val="clear"/>
             <w:tcMar>
               <w:top w:type="dxa" w:w="70"/>
               <w:left w:type="dxa" w:w="90"/>
@@ -14401,7 +15025,7 @@
                 <w:sz w:val="14"/>
                 <w:szCs w:val="14"/>
               </w:rPr>
-              <w:t xml:space="preserve">✓ standardy wprowadzone i udostępnione</w:t>
+              <w:t xml:space="preserve">✓ standardy wprowadzone zarządzeniem i udostępnione</w:t>
             </w:r>
           </w:p>
         </w:tc>
@@ -14448,7 +15072,7 @@
                 <w:sz w:val="14"/>
                 <w:szCs w:val="14"/>
               </w:rPr>
-              <w:t xml:space="preserve">✓ pracownicy zweryfikowani w Rejestrze Sprawców</w:t>
+              <w:t xml:space="preserve">✓ pracownicy zweryfikowani w RSPTS i w KRK</w:t>
             </w:r>
           </w:p>
         </w:tc>
@@ -14544,7 +15168,7 @@
                 <w:sz w:val="14"/>
                 <w:szCs w:val="14"/>
               </w:rPr>
-              <w:t xml:space="preserve">✓ zasady bezpiecznych relacji z dzieckiem opisane</w:t>
+              <w:t xml:space="preserve">✓ zasady bezpiecznych relacji personel – dziecko</w:t>
             </w:r>
           </w:p>
         </w:tc>
@@ -14640,7 +15264,7 @@
                 <w:sz w:val="14"/>
                 <w:szCs w:val="14"/>
               </w:rPr>
-              <w:t xml:space="preserve">✓ ścieżka zgłaszania krzywdzenia znana zespołowi</w:t>
+              <w:t xml:space="preserve">✓ ścieżka zgłaszania i interwencji znana zespołowi</w:t>
             </w:r>
           </w:p>
         </w:tc>
@@ -17130,7 +17754,7 @@
                 <w:sz w:val="14"/>
                 <w:szCs w:val="14"/>
               </w:rPr>
-              <w:t xml:space="preserve">Ochrona danych osobowych</w:t>
+              <w:t xml:space="preserve">Ochrona danych osobowych (RODO)</w:t>
             </w:r>
           </w:p>
         </w:tc>
@@ -17208,6 +17832,142 @@
           <w:tcPr>
             <w:tcW w:type="dxa" w:w="2411"/>
             <w:shd w:fill="FAF7F2" w:val="clear"/>
+            <w:tcMar>
+              <w:top w:type="dxa" w:w="70"/>
+              <w:left w:type="dxa" w:w="90"/>
+              <w:bottom w:type="dxa" w:w="70"/>
+              <w:right w:type="dxa" w:w="90"/>
+            </w:tcMar>
+            <w:vAlign w:val="center"/>
+          </w:tcPr>
+          <w:p>
+            <w:pPr>
+              <w:pBdr>
+                <w:bottom w:val="dotted" w:color="B3A1D8" w:sz="6"/>
+              </w:pBdr>
+              <w:spacing w:after="20" w:before="20"/>
+            </w:pPr>
+            <w:r>
+              <w:rPr>
+                <w:rFonts w:ascii="Arial" w:cs="Arial" w:eastAsia="Arial" w:hAnsi="Arial"/>
+                <w:b w:val="false"/>
+                <w:bCs w:val="false"/>
+                <w:i w:val="false"/>
+                <w:iCs w:val="false"/>
+                <w:caps w:val="false"/>
+                <w:color w:val="221A3D"/>
+                <w:sz w:val="14"/>
+                <w:szCs w:val="14"/>
+              </w:rPr>
+              <w:t xml:space="preserve"> </w:t>
+            </w:r>
+          </w:p>
+        </w:tc>
+      </w:tr>
+      <w:tr>
+        <w:tc>
+          <w:tcPr>
+            <w:tcW w:type="dxa" w:w="3931"/>
+            <w:tcMar>
+              <w:top w:type="dxa" w:w="70"/>
+              <w:left w:type="dxa" w:w="90"/>
+              <w:bottom w:type="dxa" w:w="70"/>
+              <w:right w:type="dxa" w:w="90"/>
+            </w:tcMar>
+            <w:vAlign w:val="center"/>
+          </w:tcPr>
+          <w:p>
+            <w:pPr>
+              <w:keepNext w:val="false"/>
+              <w:spacing w:after="0" w:before="0" w:line="240"/>
+            </w:pPr>
+            <w:r>
+              <w:rPr>
+                <w:rFonts w:ascii="Arial" w:cs="Arial" w:eastAsia="Arial" w:hAnsi="Arial"/>
+                <w:b/>
+                <w:bCs/>
+                <w:i w:val="false"/>
+                <w:iCs w:val="false"/>
+                <w:caps w:val="false"/>
+                <w:color w:val="2D1B69"/>
+                <w:sz w:val="14"/>
+                <w:szCs w:val="14"/>
+              </w:rPr>
+              <w:t xml:space="preserve">Szkolenie ze standardów ochrony małoletnich</w:t>
+            </w:r>
+          </w:p>
+        </w:tc>
+        <w:tc>
+          <w:tcPr>
+            <w:tcW w:type="dxa" w:w="1648"/>
+            <w:tcMar>
+              <w:top w:type="dxa" w:w="70"/>
+              <w:left w:type="dxa" w:w="90"/>
+              <w:bottom w:type="dxa" w:w="70"/>
+              <w:right w:type="dxa" w:w="90"/>
+            </w:tcMar>
+            <w:vAlign w:val="center"/>
+          </w:tcPr>
+          <w:p>
+            <w:pPr>
+              <w:pBdr>
+                <w:bottom w:val="dotted" w:color="B3A1D8" w:sz="6"/>
+              </w:pBdr>
+              <w:spacing w:after="20" w:before="20"/>
+            </w:pPr>
+            <w:r>
+              <w:rPr>
+                <w:rFonts w:ascii="Arial" w:cs="Arial" w:eastAsia="Arial" w:hAnsi="Arial"/>
+                <w:b w:val="false"/>
+                <w:bCs w:val="false"/>
+                <w:i w:val="false"/>
+                <w:iCs w:val="false"/>
+                <w:caps w:val="false"/>
+                <w:color w:val="221A3D"/>
+                <w:sz w:val="14"/>
+                <w:szCs w:val="14"/>
+              </w:rPr>
+              <w:t xml:space="preserve"> </w:t>
+            </w:r>
+          </w:p>
+        </w:tc>
+        <w:tc>
+          <w:tcPr>
+            <w:tcW w:type="dxa" w:w="1648"/>
+            <w:tcMar>
+              <w:top w:type="dxa" w:w="70"/>
+              <w:left w:type="dxa" w:w="90"/>
+              <w:bottom w:type="dxa" w:w="70"/>
+              <w:right w:type="dxa" w:w="90"/>
+            </w:tcMar>
+            <w:vAlign w:val="center"/>
+          </w:tcPr>
+          <w:p>
+            <w:pPr>
+              <w:pBdr>
+                <w:bottom w:val="dotted" w:color="B3A1D8" w:sz="6"/>
+              </w:pBdr>
+              <w:spacing w:after="20" w:before="20"/>
+            </w:pPr>
+            <w:r>
+              <w:rPr>
+                <w:rFonts w:ascii="Arial" w:cs="Arial" w:eastAsia="Arial" w:hAnsi="Arial"/>
+                <w:b w:val="false"/>
+                <w:bCs w:val="false"/>
+                <w:i w:val="false"/>
+                <w:iCs w:val="false"/>
+                <w:caps w:val="false"/>
+                <w:color w:val="221A3D"/>
+                <w:sz w:val="14"/>
+                <w:szCs w:val="14"/>
+              </w:rPr>
+              <w:t xml:space="preserve"> </w:t>
+            </w:r>
+          </w:p>
+        </w:tc>
+        <w:tc>
+          <w:tcPr>
+            <w:tcW w:type="dxa" w:w="2411"/>
             <w:tcMar>
               <w:top w:type="dxa" w:w="70"/>
               <w:left w:type="dxa" w:w="90"/>

--- a/druki/kacik-dyrektora/word/Kacik_Dyrektora_Bezpieczenstwo_PCTP.docx
+++ b/druki/kacik-dyrektora/word/Kacik_Dyrektora_Bezpieczenstwo_PCTP.docx
@@ -871,7 +871,7 @@
                 <w:sz w:val="12"/>
                 <w:szCs w:val="12"/>
               </w:rPr>
-              <w:t xml:space="preserve">. Ustawa z dnia 14 grudnia 2016 r. — Prawo oświatowe (t.j. Dz.U. z 2024 r. poz. 737, z późn. zm.) — </w:t>
+              <w:t xml:space="preserve">. Ustawa z dnia 14 grudnia 2016 r. — Prawo oświatowe (t.j. Dz.U. z 2026 r. poz. 820, z późn. zm.) — </w:t>
             </w:r>
             <w:r>
               <w:rPr>
@@ -6449,7 +6449,7 @@
                 <w:sz w:val="12"/>
                 <w:szCs w:val="12"/>
               </w:rPr>
-              <w:t xml:space="preserve">prokuratora i kuratora oświaty</w:t>
+              <w:t xml:space="preserve">prokuratora i organ nadzoru pedagogicznego</w:t>
             </w:r>
             <w:r>
               <w:rPr>
@@ -6505,7 +6505,7 @@
                 <w:sz w:val="12"/>
                 <w:szCs w:val="12"/>
               </w:rPr>
-              <w:t xml:space="preserve">państwowego powiatowego inspektora sanitarnego</w:t>
+              <w:t xml:space="preserve">państwowego inspektora sanitarnego</w:t>
             </w:r>
             <w:r>
               <w:rPr>
@@ -6575,7 +6575,7 @@
                 <w:sz w:val="12"/>
                 <w:szCs w:val="12"/>
               </w:rPr>
-              <w:t xml:space="preserve">. Art. 68 ust. 1 pkt 6 ustawy — Prawo oświatowe (t.j. Dz.U. z 2024 r. poz. 737, z późn. zm.).</w:t>
+              <w:t xml:space="preserve">. Art. 68 ust. 1 pkt 6 ustawy — Prawo oświatowe (t.j. Dz.U. z 2026 r. poz. 820, z późn. zm.).</w:t>
             </w:r>
           </w:p>
         </w:tc>
@@ -9529,7 +9529,7 @@
                 <w:sz w:val="14"/>
                 <w:szCs w:val="14"/>
               </w:rPr>
-              <w:t xml:space="preserve">Kurator oświaty (wypadek śmiertelny, ciężki, zbiorowy)</w:t>
+              <w:t xml:space="preserve">Organ nadzoru pedagogicznego (wypadek śmiertelny, ciężki, zbiorowy)</w:t>
             </w:r>
           </w:p>
         </w:tc>
@@ -9805,7 +9805,7 @@
                 <w:sz w:val="14"/>
                 <w:szCs w:val="14"/>
               </w:rPr>
-              <w:t xml:space="preserve">Powiatowy inspektor sanitarny (zatrucie)</w:t>
+              <w:t xml:space="preserve">Państwowy inspektor sanitarny (zatrucie)</w:t>
             </w:r>
           </w:p>
         </w:tc>
@@ -12912,7 +12912,7 @@
                 <w:sz w:val="12"/>
                 <w:szCs w:val="12"/>
               </w:rPr>
-              <w:t xml:space="preserve"> (t.j. Dz.U. z 2024 r. poz. 560, z późn. zm.) — placówka wprowadza </w:t>
+              <w:t xml:space="preserve"> (t.j. Dz.U. z 2026 r. poz. 110, z późn. zm.) — placówka wprowadza </w:t>
             </w:r>
             <w:r>
               <w:rPr>
@@ -13080,7 +13080,7 @@
                 <w:sz w:val="12"/>
                 <w:szCs w:val="12"/>
               </w:rPr>
-              <w:t xml:space="preserve"> wszczyna procedurę przy podejrzeniu przemocy domowej. Ustawa — Prawo oświatowe (t.j. Dz.U. z 2024 r. poz. 737) — art. 68 ust. 1 pkt 6. Dane osobowe zgodnie z RODO (UE) 2016/679. </w:t>
+              <w:t xml:space="preserve"> wszczyna procedurę przy podejrzeniu przemocy domowej. Ustawa — Prawo oświatowe (t.j. Dz.U. z 2026 r. poz. 820) — art. 68 ust. 1 pkt 6. Dane osobowe zgodnie z RODO (UE) 2016/679. </w:t>
             </w:r>
           </w:p>
         </w:tc>
